--- a/HR Documents/templates/Commencement Form - INJAAZ (before header).docx
+++ b/HR Documents/templates/Commencement Form - INJAAZ (before header).docx
@@ -13,12 +13,21 @@
         <w:gridCol w:w="4153"/>
       </w:tblGrid>
       <w:tr>
+        <w:trPr>
+          <w:trHeight w:val="240" w:hRule="atLeast"/>
+        </w:trPr>
         <w:tc>
           <w:tcPr>
-            <w:tcW w:type="dxa" w:w="2835"/>
+            <w:tcW w:type="dxa" w:w="3685"/>
+            <w:tcMar>
+              <w:top w:w="60" w:type="dxa"/>
+              <w:bottom w:w="0" w:type="dxa"/>
+            </w:tcMar>
           </w:tcPr>
           <w:p>
             <w:pPr>
+              <w:keepLines/>
+              <w:spacing w:after="0"/>
               <w:jc w:val="left"/>
             </w:pPr>
             <w:r/>
@@ -26,7 +35,7 @@
               <w:rPr>
                 <w:rFonts w:ascii="Calibri" w:hAnsi="Calibri"/>
                 <w:b/>
-                <w:sz w:val="36"/>
+                <w:sz w:val="32"/>
               </w:rPr>
               <w:t>Commencement Form</w:t>
             </w:r>
@@ -34,10 +43,15 @@
         </w:tc>
         <w:tc>
           <w:tcPr>
-            <w:tcW w:type="dxa" w:w="6803"/>
+            <w:tcW w:type="dxa" w:w="6236"/>
+            <w:tcMar>
+              <w:top w:w="60" w:type="dxa"/>
+              <w:bottom w:w="0" w:type="dxa"/>
+            </w:tcMar>
           </w:tcPr>
           <w:p>
             <w:pPr>
+              <w:spacing w:after="0"/>
               <w:jc w:val="right"/>
             </w:pPr>
             <w:r>
@@ -80,6 +94,7 @@
     </w:tbl>
     <w:p>
       <w:pPr>
+        <w:spacing w:before="0" w:after="0" w:line="240" w:lineRule="auto"/>
         <w:jc w:val="both"/>
         <w:rPr>
           <w:rFonts w:ascii="Times New Roman" w:hAnsi="Times New Roman"/>
@@ -92,6 +107,7 @@
     </w:p>
     <w:p>
       <w:pPr>
+        <w:spacing w:before="0" w:after="0" w:line="240" w:lineRule="auto"/>
         <w:jc w:val="both"/>
         <w:rPr>
           <w:rFonts w:ascii="Times New Roman" w:hAnsi="Times New Roman"/>
@@ -124,6 +140,7 @@
     </w:p>
     <w:p>
       <w:pPr>
+        <w:spacing w:before="0" w:after="0" w:line="240" w:lineRule="auto"/>
         <w:jc w:val="both"/>
         <w:rPr>
           <w:rFonts w:ascii="Times New Roman" w:hAnsi="Times New Roman"/>
@@ -151,6 +168,7 @@
           <w:right w:val="single" w:sz="4" w:space="4" w:color="auto"/>
           <w:between w:val="single" w:sz="4" w:space="1" w:color="auto"/>
         </w:pBdr>
+        <w:spacing w:before="0" w:after="0" w:line="240" w:lineRule="auto"/>
         <w:rPr>
           <w:rFonts w:ascii="Tahoma" w:hAnsi="Tahoma" w:cs="Tahoma"/>
           <w:b/>
@@ -190,7 +208,11 @@
         <w:t xml:space="preserve"> {{ employee_name }}</w:t>
       </w:r>
     </w:p>
-    <w:p/>
+    <w:p>
+      <w:pPr>
+        <w:spacing w:before="0" w:after="0" w:line="240" w:lineRule="auto"/>
+      </w:pPr>
+    </w:p>
     <w:p>
       <w:pPr>
         <w:pBdr>

--- a/HR Documents/templates/Commencement Form - INJAAZ (before header).docx
+++ b/HR Documents/templates/Commencement Form - INJAAZ (before header).docx
@@ -18,7 +18,7 @@
         </w:trPr>
         <w:tc>
           <w:tcPr>
-            <w:tcW w:type="dxa" w:w="3685"/>
+            <w:tcW w:type="dxa" w:w="7654"/>
             <w:tcMar>
               <w:top w:w="60" w:type="dxa"/>
               <w:bottom w:w="0" w:type="dxa"/>
@@ -35,15 +35,28 @@
               <w:rPr>
                 <w:rFonts w:ascii="Calibri" w:hAnsi="Calibri"/>
                 <w:b/>
-                <w:sz w:val="32"/>
+                <w:sz w:val="40"/>
               </w:rPr>
               <w:t>Commencement Form</w:t>
+            </w:r>
+          </w:p>
+          <w:p>
+            <w:pPr>
+              <w:spacing w:before="0" w:after="240"/>
+              <w:jc w:val="left"/>
+            </w:pPr>
+            <w:r>
+              <w:rPr>
+                <w:rFonts w:ascii="Calibri" w:hAnsi="Calibri"/>
+                <w:sz w:val="18"/>
+              </w:rPr>
+              <w:t>To complete the administrative aspect of your Employment please complete this form within 5 days of joining and fax it back to AH or email it to joana@ajmanholding.ae</w:t>
             </w:r>
           </w:p>
         </w:tc>
         <w:tc>
           <w:tcPr>
-            <w:tcW w:type="dxa" w:w="6236"/>
+            <w:tcW w:type="dxa" w:w="1984"/>
             <w:tcMar>
               <w:top w:w="60" w:type="dxa"/>
               <w:bottom w:w="0" w:type="dxa"/>
